--- a/docs/documentos-funcionales/11-notificaciones.docx
+++ b/docs/documentos-funcionales/11-notificaciones.docx
@@ -14,7 +14,7 @@
           <w:sz w:val="18"/>
           <w:szCs w:val="18"/>
         </w:rPr>
-        <w:t xml:space="preserve">BBVA MI CASA — PROTOTIPO FUNCIONAL</w:t>
+        <w:t xml:space="preserve">BBVA MI CASA — REQUERIMIENTOS FUNCIONALES</w:t>
       </w:r>
     </w:p>
     <w:p>
@@ -43,26 +43,7 @@
           <w:sz w:val="20"/>
           <w:szCs w:val="20"/>
         </w:rPr>
-        <w:t xml:space="preserve">Documento funcional  ·  15 de septiembre de 2026</w:t>
-      </w:r>
-    </w:p>
-    <w:p>
-      <w:pPr>
-        <w:pBdr>
-          <w:left w:val="single" w:color="004481" w:sz="18" w:space="8"/>
-        </w:pBdr>
-        <w:spacing w:after="60"/>
-        <w:ind w:left="200"/>
-      </w:pPr>
-      <w:r>
-        <w:rPr>
-          <w:i/>
-          <w:iCs/>
-          <w:color w:val="5B6B7A"/>
-          <w:sz w:val="20"/>
-          <w:szCs w:val="20"/>
-        </w:rPr>
-        <w:t xml:space="preserve">Nota de alcance: este documento describe el funcionamiento de una MAQUETA / PROTOTIPO FUNCIONAL de BBVA Mi Casa (una interfaz navegable con datos y reglas de ejemplo, sin backend ni integraciones reales), no la documentación de un proyecto en producción. Donde algo hoy está simulado, mockeado o pendiente de definición, se aclara explícitamente en las secciones de Integraciones, Seguridad y Pendientes.</w:t>
+        <w:t xml:space="preserve">Requerimiento funcional  ·  15 de septiembre de 2026</w:t>
       </w:r>
     </w:p>
     <w:p>
@@ -118,7 +99,7 @@
           <w:bCs/>
           <w:color w:val="0B1F3A"/>
         </w:rPr>
-        <w:t xml:space="preserve">Incluye en este prototipo</w:t>
+        <w:t xml:space="preserve">Incluye</w:t>
       </w:r>
     </w:p>
     <w:p>
@@ -158,33 +139,20 @@
           <w:bCs/>
           <w:color w:val="0B1F3A"/>
         </w:rPr>
-        <w:t xml:space="preserve">No incluye</w:t>
-      </w:r>
-    </w:p>
-    <w:p>
-      <w:pPr>
-        <w:pStyle w:val="ListParagraph"/>
-        <w:numPr>
-          <w:ilvl w:val="0"/>
-          <w:numId w:val="2"/>
-        </w:numPr>
-        <w:spacing w:after="90"/>
-      </w:pPr>
-      <w:r>
-        <w:t xml:space="preserve">Push notifications reales — nada de esto llega si la app está cerrada.</w:t>
-      </w:r>
-    </w:p>
-    <w:p>
-      <w:pPr>
-        <w:pStyle w:val="ListParagraph"/>
-        <w:numPr>
-          <w:ilvl w:val="0"/>
-          <w:numId w:val="2"/>
-        </w:numPr>
-        <w:spacing w:after="90"/>
-      </w:pPr>
-      <w:r>
-        <w:t xml:space="preserve">Configuración granular de qué notificaciones recibir (el toggle de "Notificaciones push" en Configuración es visual).</w:t>
+        <w:t xml:space="preserve">Fuera de alcance</w:t>
+      </w:r>
+    </w:p>
+    <w:p>
+      <w:pPr>
+        <w:pStyle w:val="ListParagraph"/>
+        <w:numPr>
+          <w:ilvl w:val="0"/>
+          <w:numId w:val="2"/>
+        </w:numPr>
+        <w:spacing w:after="90"/>
+      </w:pPr>
+      <w:r>
+        <w:t xml:space="preserve">Configuración granular de qué notificaciones recibir por tipo (ver Pendientes).</w:t>
       </w:r>
     </w:p>
     <w:p>
@@ -244,7 +212,7 @@
         <w:spacing w:after="90"/>
       </w:pPr>
       <w:r>
-        <w:t xml:space="preserve">Se generan notificaciones de ejemplo al iniciar sesión por primera vez: una cuenta demo trae varias, una cuenta nueva solo el saludo de bienvenida.</w:t>
+        <w:t xml:space="preserve">Un evento relevante (por ejemplo, completar un paso de Academia, guardar una simulación, una oportunidad que matchea) genera una notificación.</w:t>
       </w:r>
     </w:p>
     <w:p>
@@ -257,7 +225,7 @@
         <w:spacing w:after="90"/>
       </w:pPr>
       <w:r>
-        <w:t xml:space="preserve">Algunas se disparan en vivo por ciertas acciones (por ejemplo, completar un paso de Academia).</w:t>
+        <w:t xml:space="preserve">El usuario la ve en la pantalla "Notificaciones", con badge de no leídas.</w:t>
       </w:r>
     </w:p>
     <w:p>
@@ -270,7 +238,7 @@
         <w:spacing w:after="90"/>
       </w:pPr>
       <w:r>
-        <w:t xml:space="preserve">El usuario toca una notificación → la app navega a donde corresponde y la marca como leída.</w:t>
+        <w:t xml:space="preserve">Al tocarla, la app navega a donde corresponde y la marca como leída.</w:t>
       </w:r>
     </w:p>
     <w:p>
@@ -343,20 +311,20 @@
           <w:bCs/>
           <w:color w:val="004481"/>
         </w:rPr>
-        <w:t xml:space="preserve">6. Datos que maneja — equipo de Data</w:t>
-      </w:r>
-    </w:p>
-    <w:p>
-      <w:pPr>
-        <w:pStyle w:val="ListParagraph"/>
-        <w:numPr>
-          <w:ilvl w:val="0"/>
-          <w:numId w:val="2"/>
-        </w:numPr>
-        <w:spacing w:after="90"/>
-      </w:pPr>
-      <w:r>
-        <w:t xml:space="preserve">Listado de notificaciones (ícono, título, cuerpo, fecha, leída, ruta o propiedad asociada) por cuenta, en localStorage.</w:t>
+        <w:t xml:space="preserve">6. Requerimientos de datos — equipo de Data</w:t>
+      </w:r>
+    </w:p>
+    <w:p>
+      <w:pPr>
+        <w:pStyle w:val="ListParagraph"/>
+        <w:numPr>
+          <w:ilvl w:val="0"/>
+          <w:numId w:val="2"/>
+        </w:numPr>
+        <w:spacing w:after="90"/>
+      </w:pPr>
+      <w:r>
+        <w:t xml:space="preserve">Listado de notificaciones (ícono, título, cuerpo, fecha, leída, ruta o propiedad asociada) por usuario, en base de datos.</w:t>
       </w:r>
     </w:p>
     <w:p>
@@ -373,20 +341,33 @@
           <w:bCs/>
           <w:color w:val="004481"/>
         </w:rPr>
-        <w:t xml:space="preserve">7. Integraciones y dependencias — equipo de Infraestructura</w:t>
-      </w:r>
-    </w:p>
-    <w:p>
-      <w:pPr>
-        <w:pStyle w:val="ListParagraph"/>
-        <w:numPr>
-          <w:ilvl w:val="0"/>
-          <w:numId w:val="2"/>
-        </w:numPr>
-        <w:spacing w:after="90"/>
-      </w:pPr>
-      <w:r>
-        <w:t xml:space="preserve">Ninguna: no hay servicio de push (FCM/APNs) ni backend de notificaciones real — todas se generan localmente dentro de la propia app.</w:t>
+        <w:t xml:space="preserve">7. Integraciones e infraestructura — equipo de Infraestructura</w:t>
+      </w:r>
+    </w:p>
+    <w:p>
+      <w:pPr>
+        <w:pStyle w:val="ListParagraph"/>
+        <w:numPr>
+          <w:ilvl w:val="0"/>
+          <w:numId w:val="2"/>
+        </w:numPr>
+        <w:spacing w:after="90"/>
+      </w:pPr>
+      <w:r>
+        <w:t xml:space="preserve">Servicio de push notifications (por ejemplo Firebase Cloud Messaging / Apple Push Notification service) para que lleguen con la app cerrada.</w:t>
+      </w:r>
+    </w:p>
+    <w:p>
+      <w:pPr>
+        <w:pStyle w:val="ListParagraph"/>
+        <w:numPr>
+          <w:ilvl w:val="0"/>
+          <w:numId w:val="2"/>
+        </w:numPr>
+        <w:spacing w:after="90"/>
+      </w:pPr>
+      <w:r>
+        <w:t xml:space="preserve">Canal de correo/SMS como respaldo para eventos críticos.</w:t>
       </w:r>
     </w:p>
     <w:p>
@@ -403,20 +384,33 @@
           <w:bCs/>
           <w:color w:val="004481"/>
         </w:rPr>
-        <w:t xml:space="preserve">8. Consideraciones de seguridad — equipo de Seguridad</w:t>
-      </w:r>
-    </w:p>
-    <w:p>
-      <w:pPr>
-        <w:pStyle w:val="ListParagraph"/>
-        <w:numPr>
-          <w:ilvl w:val="0"/>
-          <w:numId w:val="2"/>
-        </w:numPr>
-        <w:spacing w:after="90"/>
-      </w:pPr>
-      <w:r>
-        <w:t xml:space="preserve">Sin datos sensibles; solo texto informativo.</w:t>
+        <w:t xml:space="preserve">8. Requerimientos de seguridad — equipo de Seguridad</w:t>
+      </w:r>
+    </w:p>
+    <w:p>
+      <w:pPr>
+        <w:pStyle w:val="ListParagraph"/>
+        <w:numPr>
+          <w:ilvl w:val="0"/>
+          <w:numId w:val="2"/>
+        </w:numPr>
+        <w:spacing w:after="90"/>
+      </w:pPr>
+      <w:r>
+        <w:t xml:space="preserve">Requiere sesión autenticada.</w:t>
+      </w:r>
+    </w:p>
+    <w:p>
+      <w:pPr>
+        <w:pStyle w:val="ListParagraph"/>
+        <w:numPr>
+          <w:ilvl w:val="0"/>
+          <w:numId w:val="2"/>
+        </w:numPr>
+        <w:spacing w:after="90"/>
+      </w:pPr>
+      <w:r>
+        <w:t xml:space="preserve">El contenido de la notificación no debe exponer datos sensibles (por ejemplo, montos de simulación) en la vista previa/lockscreen del dispositivo.</w:t>
       </w:r>
     </w:p>
     <w:p>
@@ -433,63 +427,20 @@
           <w:bCs/>
           <w:color w:val="004481"/>
         </w:rPr>
-        <w:t xml:space="preserve">9. Limitaciones conocidas del prototipo</w:t>
-      </w:r>
-    </w:p>
-    <w:p>
-      <w:pPr>
-        <w:pStyle w:val="ListParagraph"/>
-        <w:numPr>
-          <w:ilvl w:val="0"/>
-          <w:numId w:val="2"/>
-        </w:numPr>
-        <w:spacing w:after="90"/>
-      </w:pPr>
-      <w:r>
-        <w:t xml:space="preserve">Todas las notificaciones nacen dentro de la propia app; ninguna llega "desde afuera".</w:t>
-      </w:r>
-    </w:p>
-    <w:p>
-      <w:pPr>
-        <w:pStyle w:val="ListParagraph"/>
-        <w:numPr>
-          <w:ilvl w:val="0"/>
-          <w:numId w:val="2"/>
-        </w:numPr>
-        <w:spacing w:after="90"/>
-      </w:pPr>
-      <w:r>
-        <w:t xml:space="preserve">No sobreviven a borrar el localStorage del navegador.</w:t>
-      </w:r>
-    </w:p>
-    <w:p>
-      <w:pPr>
-        <w:pStyle w:val="Heading2"/>
-        <w:pBdr>
-          <w:bottom w:val="single" w:color="D9DEE4" w:sz="4" w:space="4"/>
-        </w:pBdr>
-        <w:spacing w:after="120" w:before="300"/>
-      </w:pPr>
-      <w:r>
-        <w:rPr>
-          <w:b/>
-          <w:bCs/>
-          <w:color w:val="004481"/>
-        </w:rPr>
-        <w:t xml:space="preserve">10. Pendientes / decisiones abiertas</w:t>
-      </w:r>
-    </w:p>
-    <w:p>
-      <w:pPr>
-        <w:pStyle w:val="ListParagraph"/>
-        <w:numPr>
-          <w:ilvl w:val="0"/>
-          <w:numId w:val="2"/>
-        </w:numPr>
-        <w:spacing w:after="90"/>
-      </w:pPr>
-      <w:r>
-        <w:t xml:space="preserve">Definir qué eventos reales deben disparar una notificación, y con qué motor (push real, email, SMS).</w:t>
+        <w:t xml:space="preserve">9. Pendientes / decisiones abiertas</w:t>
+      </w:r>
+    </w:p>
+    <w:p>
+      <w:pPr>
+        <w:pStyle w:val="ListParagraph"/>
+        <w:numPr>
+          <w:ilvl w:val="0"/>
+          <w:numId w:val="2"/>
+        </w:numPr>
+        <w:spacing w:after="90"/>
+      </w:pPr>
+      <w:r>
+        <w:t xml:space="preserve">Definir qué eventos reales deben disparar cada tipo de notificación.</w:t>
       </w:r>
     </w:p>
     <w:p>
@@ -503,6 +454,19 @@
       </w:pPr>
       <w:r>
         <w:t xml:space="preserve">Definir reglas de expiración/limpieza del historial.</w:t>
+      </w:r>
+    </w:p>
+    <w:p>
+      <w:pPr>
+        <w:pStyle w:val="ListParagraph"/>
+        <w:numPr>
+          <w:ilvl w:val="0"/>
+          <w:numId w:val="2"/>
+        </w:numPr>
+        <w:spacing w:after="90"/>
+      </w:pPr>
+      <w:r>
+        <w:t xml:space="preserve">Definir configuración granular de preferencias por tipo de notificación.</w:t>
       </w:r>
     </w:p>
     <w:sectPr>
